--- a/extrakty/doc/TC278WG4/extract_21219-18_(2020).docx
+++ b/extrakty/doc/TC278WG4/extract_21219-18_(2020).docx
@@ -97,9 +97,7 @@
         <w:sdtPr>
           <w:tag w:val="goog_rdk_0"/>
         </w:sdtPr>
-        <w:sdtContent>
-          <w:commentRangeStart w:id="0"/>
-        </w:sdtContent>
+        <w:sdtContent/>
       </w:sdt>
       <w:r>
         <w:rPr>
@@ -117,10 +115,6 @@
           <w:rtl w:val="0"/>
         </w:rPr>
         <w:t xml:space="preserve">EXTRAKT z technické specifikace ISO</w:t>
-      </w:r>
-      <w:commentRangeEnd w:id="0"/>
-      <w:r>
-        <w:commentReference w:id="0"/>
       </w:r>
       <w:r>
         <w:rPr>
@@ -11817,67 +11811,6 @@
     </w:sectPr>
   </w:body>
 </w:document>
-</file>
-
-<file path=word/comments.xml><?xml version="1.0" encoding="utf-8"?>
-<w:comments xmlns:mc="http://schemas.openxmlformats.org/markup-compatibility/2006" xmlns:o="urn:schemas-microsoft-com:office:office" xmlns:r="http://schemas.openxmlformats.org/officeDocument/2006/relationships" xmlns:m="http://schemas.openxmlformats.org/officeDocument/2006/math" xmlns:v="urn:schemas-microsoft-com:vml" xmlns:wp="http://schemas.openxmlformats.org/drawingml/2006/wordprocessingDrawing" xmlns:w10="urn:schemas-microsoft-com:office:word" xmlns:w="http://schemas.openxmlformats.org/wordprocessingml/2006/main" xmlns:wne="http://schemas.microsoft.com/office/word/2006/wordml" xmlns:sl="http://schemas.openxmlformats.org/schemaLibrary/2006/main" xmlns:a="http://schemas.openxmlformats.org/drawingml/2006/main" xmlns:pic="http://schemas.openxmlformats.org/drawingml/2006/picture" xmlns:c="http://schemas.openxmlformats.org/drawingml/2006/chart" xmlns:lc="http://schemas.openxmlformats.org/drawingml/2006/lockedCanvas" xmlns:dgm="http://schemas.openxmlformats.org/drawingml/2006/diagram" xmlns:wps="http://schemas.microsoft.com/office/word/2010/wordprocessingShape" xmlns:wpg="http://schemas.microsoft.com/office/word/2010/wordprocessingGroup" xmlns:w14="http://schemas.microsoft.com/office/word/2010/wordml" xmlns:w15="http://schemas.microsoft.com/office/word/2012/wordml">
-  <w:comment w:author="Petr Bureš" w:id="0" w:date="2021-03-26T15:58:02Z">
-    <w:p>
-      <w:pPr>
-        <w:keepNext w:val="0"/>
-        <w:keepLines w:val="0"/>
-        <w:widowControl w:val="0"/>
-        <w:pBdr>
-          <w:top w:space="0" w:sz="0" w:val="nil"/>
-          <w:left w:space="0" w:sz="0" w:val="nil"/>
-          <w:bottom w:space="0" w:sz="0" w:val="nil"/>
-          <w:right w:space="0" w:sz="0" w:val="nil"/>
-          <w:between w:space="0" w:sz="0" w:val="nil"/>
-        </w:pBdr>
-        <w:shd w:fill="auto" w:val="clear"/>
-        <w:spacing w:after="0" w:before="0" w:line="240" w:lineRule="auto"/>
-        <w:ind w:left="0" w:right="0" w:firstLine="0"/>
-        <w:jc w:val="left"/>
-        <w:rPr>
-          <w:rFonts w:ascii="Arial" w:cs="Arial" w:eastAsia="Arial" w:hAnsi="Arial"/>
-          <w:b w:val="0"/>
-          <w:i w:val="0"/>
-          <w:smallCaps w:val="0"/>
-          <w:strike w:val="0"/>
-          <w:color w:val="000000"/>
-          <w:sz w:val="22"/>
-          <w:szCs w:val="22"/>
-          <w:u w:val="none"/>
-          <w:shd w:fill="auto" w:val="clear"/>
-          <w:vertAlign w:val="baseline"/>
-        </w:rPr>
-      </w:pPr>
-      <w:r>
-        <w:rPr>
-          <w:rFonts w:ascii="Arial" w:cs="Arial" w:eastAsia="Arial" w:hAnsi="Arial"/>
-          <w:b w:val="0"/>
-          <w:i w:val="0"/>
-          <w:smallCaps w:val="0"/>
-          <w:strike w:val="0"/>
-          <w:color w:val="000000"/>
-          <w:sz w:val="22"/>
-          <w:szCs w:val="22"/>
-          <w:u w:val="none"/>
-          <w:shd w:fill="auto" w:val="clear"/>
-          <w:vertAlign w:val="baseline"/>
-          <w:rtl w:val="0"/>
-        </w:rPr>
-        <w:t xml:space="preserve">HOTOVO</w:t>
-      </w:r>
-    </w:p>
-  </w:comment>
-</w:comments>
-</file>
-
-<file path=word/commentsExtended.xml><?xml version="1.0" encoding="utf-8"?>
-<w15:commentsEx xmlns:mc="http://schemas.openxmlformats.org/markup-compatibility/2006" xmlns:o="urn:schemas-microsoft-com:office:office" xmlns:r="http://schemas.openxmlformats.org/officeDocument/2006/relationships" xmlns:m="http://schemas.openxmlformats.org/officeDocument/2006/math" xmlns:v="urn:schemas-microsoft-com:vml" xmlns:wp="http://schemas.openxmlformats.org/drawingml/2006/wordprocessingDrawing" xmlns:w10="urn:schemas-microsoft-com:office:word" xmlns:w="http://schemas.openxmlformats.org/wordprocessingml/2006/main" xmlns:wne="http://schemas.microsoft.com/office/word/2006/wordml" xmlns:sl="http://schemas.openxmlformats.org/schemaLibrary/2006/main" xmlns:a="http://schemas.openxmlformats.org/drawingml/2006/main" xmlns:pic="http://schemas.openxmlformats.org/drawingml/2006/picture" xmlns:c="http://schemas.openxmlformats.org/drawingml/2006/chart" xmlns:lc="http://schemas.openxmlformats.org/drawingml/2006/lockedCanvas" xmlns:dgm="http://schemas.openxmlformats.org/drawingml/2006/diagram" xmlns:wps="http://schemas.microsoft.com/office/word/2010/wordprocessingShape" xmlns:wpg="http://schemas.microsoft.com/office/word/2010/wordprocessingGroup" xmlns:w14="http://schemas.microsoft.com/office/word/2010/wordml" xmlns:w15="http://schemas.microsoft.com/office/word/2012/wordml">
-  <w15:commentEx w15:paraId="000000C2" w15:done="0"/>
-</w15:commentsEx>
 </file>
 
 <file path=word/footer1.xml><?xml version="1.0" encoding="utf-8"?>

--- a/extrakty/doc/TC278WG4/extract_21219-18_(2020).docx
+++ b/extrakty/doc/TC278WG4/extract_21219-18_(2020).docx
@@ -114,7 +114,7 @@
           <w:vertAlign w:val="baseline"/>
           <w:rtl w:val="0"/>
         </w:rPr>
-        <w:t xml:space="preserve">EXTRAKT z technické specifikace ISO</w:t>
+        <w:t xml:space="preserve">EXTRAKT z mezinárodní normy ISO</w:t>
       </w:r>
       <w:r>
         <w:rPr>
@@ -315,7 +315,7 @@
                 <w:vertAlign w:val="baseline"/>
                 <w:rtl w:val="0"/>
               </w:rPr>
-              <w:t xml:space="preserve">ISO/TS 21219-18</w:t>
+              <w:t xml:space="preserve">ISO 21219-18</w:t>
             </w:r>
             <w:r>
               <w:rPr>
@@ -404,7 +404,7 @@
                 <w:vertAlign w:val="baseline"/>
                 <w:rtl w:val="0"/>
               </w:rPr>
-              <w:t xml:space="preserve">01 8388</w:t>
+              <w:t xml:space="preserve">01 8259</w:t>
             </w:r>
             <w:r>
               <w:rPr>
@@ -520,6 +520,118 @@
           <w:rtl w:val="0"/>
         </w:rPr>
         <w:t xml:space="preserve">58 stran</w:t>
+      </w:r>
+      <w:r>
+        <w:rPr>
+          <w:rtl w:val="0"/>
+        </w:rPr>
+      </w:r>
+    </w:p>
+    <w:p>
+      <w:pPr>
+        <w:keepNext w:val="1"/>
+        <w:keepLines w:val="1"/>
+        <w:widowControl w:val="1"/>
+        <w:pBdr>
+          <w:top w:space="0" w:sz="0" w:val="nil"/>
+          <w:left w:space="0" w:sz="0" w:val="nil"/>
+          <w:bottom w:space="0" w:sz="0" w:val="nil"/>
+          <w:right w:space="0" w:sz="0" w:val="nil"/>
+          <w:between w:space="0" w:sz="0" w:val="nil"/>
+        </w:pBdr>
+        <w:shd w:fill="auto" w:val="clear"/>
+        <w:spacing w:after="360" w:before="240" w:line="276" w:lineRule="auto"/>
+        <w:ind w:left="0" w:right="0" w:firstLine="0"/>
+        <w:jc w:val="right"/>
+        <w:rPr>
+          <w:rFonts w:ascii="Arial" w:cs="Arial" w:eastAsia="Arial" w:hAnsi="Arial"/>
+          <w:b w:val="0"/>
+          <w:i w:val="0"/>
+          <w:smallCaps w:val="0"/>
+          <w:strike w:val="0"/>
+          <w:color w:val="000000"/>
+          <w:sz w:val="20"/>
+          <w:szCs w:val="20"/>
+          <w:u w:val="none"/>
+          <w:vertAlign w:val="baseline"/>
+        </w:rPr>
+      </w:pPr>
+      <w:bookmarkStart w:colFirst="0" w:colLast="0" w:name="_heading=h.1fob9te" w:id="2"/>
+      <w:bookmarkEnd w:id="2"/>
+      <w:r>
+        <w:rPr>
+          <w:rFonts w:ascii="Arial" w:cs="Arial" w:eastAsia="Arial" w:hAnsi="Arial"/>
+          <w:b w:val="0"/>
+          <w:i w:val="0"/>
+          <w:smallCaps w:val="0"/>
+          <w:strike w:val="0"/>
+          <w:color w:val="000000"/>
+          <w:sz w:val="28"/>
+          <w:szCs w:val="28"/>
+          <w:u w:val="none"/>
+          <w:shd w:fill="auto" w:val="clear"/>
+          <w:vertAlign w:val="baseline"/>
+          <w:rtl w:val="0"/>
+        </w:rPr>
+        <w:t xml:space="preserve">Zavedena v ČSN jako ČSN ISO 21219-18 (vydána 2020-02)</w:t>
+      </w:r>
+      <w:r>
+        <w:rPr>
+          <w:rFonts w:ascii="Arial" w:cs="Arial" w:eastAsia="Arial" w:hAnsi="Arial"/>
+          <w:sz w:val="28"/>
+          <w:szCs w:val="28"/>
+          <w:rtl w:val="0"/>
+        </w:rPr>
+        <w:t xml:space="preserve"/>
+      </w:r>
+      <w:r>
+        <w:rPr>
+          <w:rFonts w:ascii="Arial" w:cs="Arial" w:eastAsia="Arial" w:hAnsi="Arial"/>
+          <w:b w:val="0"/>
+          <w:i w:val="0"/>
+          <w:smallCaps w:val="0"/>
+          <w:strike w:val="0"/>
+          <w:color w:val="000000"/>
+          <w:sz w:val="28"/>
+          <w:szCs w:val="28"/>
+          <w:u w:val="none"/>
+          <w:shd w:fill="auto" w:val="clear"/>
+          <w:vertAlign w:val="baseline"/>
+          <w:rtl w:val="0"/>
+        </w:rPr>
+        <w:t xml:space="preserve"/>
+      </w:r>
+      <w:r>
+        <w:rPr>
+          <w:rFonts w:ascii="Arial" w:cs="Arial" w:eastAsia="Arial" w:hAnsi="Arial"/>
+          <w:b w:val="0"/>
+          <w:i w:val="0"/>
+          <w:smallCaps w:val="0"/>
+          <w:strike w:val="0"/>
+          <w:color w:val="000000"/>
+          <w:sz w:val="28"/>
+          <w:szCs w:val="28"/>
+          <w:u w:val="none"/>
+          <w:vertAlign w:val="baseline"/>
+          <w:rtl w:val="0"/>
+        </w:rPr>
+        <w:t xml:space="preserve"/>
+      </w:r>
+      <w:r>
+        <w:rPr>
+          <w:rFonts w:ascii="Arial" w:cs="Arial" w:eastAsia="Arial" w:hAnsi="Arial"/>
+          <w:b w:val="0"/>
+          <w:i w:val="0"/>
+          <w:smallCaps w:val="0"/>
+          <w:strike w:val="0"/>
+          <w:color w:val="000000"/>
+          <w:sz w:val="28"/>
+          <w:szCs w:val="28"/>
+          <w:u w:val="none"/>
+          <w:vertAlign w:val="baseline"/>
+          <w:rtl w:val="0"/>
+        </w:rPr>
+        <w:t xml:space="preserve"/>
       </w:r>
       <w:r>
         <w:rPr>

--- a/extrakty/doc/TC278WG4/extract_21219-18_(2020).docx
+++ b/extrakty/doc/TC278WG4/extract_21219-18_(2020).docx
@@ -999,7 +999,7 @@
           <w:between w:space="0" w:sz="0" w:val="nil"/>
         </w:pBdr>
         <w:shd w:fill="auto" w:val="clear"/>
-        <w:spacing w:after="200" w:before="240" w:line="240" w:lineRule="auto"/>
+        <w:spacing w:after="120" w:before="0" w:line="240" w:lineRule="auto"/>
         <w:ind w:left="0" w:right="0" w:firstLine="0"/>
         <w:jc w:val="both"/>
         <w:rPr>
@@ -1016,29 +1016,19 @@
           <w:vertAlign w:val="baseline"/>
         </w:rPr>
       </w:pPr>
-      <w:bookmarkStart w:colFirst="0" w:colLast="0" w:name="_heading=h.3znysh7" w:id="3"/>
-      <w:bookmarkEnd w:id="3"/>
-      <w:r>
-        <w:rPr>
-          <w:rFonts w:ascii="Arial" w:cs="Arial" w:eastAsia="Arial" w:hAnsi="Arial"/>
-          <w:b w:val="0"/>
-          <w:i w:val="1"/>
-          <w:smallCaps w:val="0"/>
-          <w:strike w:val="0"/>
-          <w:color w:val="000000"/>
-          <w:sz w:val="18"/>
-          <w:szCs w:val="18"/>
-          <w:u w:val="none"/>
+      <w:r>
+        <w:rPr>
+          <w:rFonts w:ascii="Arial" w:cs="Arial" w:eastAsia="Arial" w:hAnsi="Arial"/>
+          <w:smallCaps w:val="0"/>
+          <w:strike w:val="0"/>
+          <w:color w:val="000000"/>
+          <w:sz w:val="20"/>
+          <w:szCs w:val="20"/>
           <w:shd w:fill="auto" w:val="clear"/>
           <w:vertAlign w:val="baseline"/>
           <w:rtl w:val="0"/>
         </w:rPr>
         <w:t xml:space="preserve">Poznámka: Extrakt uvádí vybrané kapitoly popisovaného dokumentu a přejímá původní číslování kapitol.</w:t>
-      </w:r>
-      <w:r>
-        <w:rPr>
-          <w:rtl w:val="0"/>
-        </w:rPr>
       </w:r>
     </w:p>
     <w:p>
@@ -1278,6 +1268,102 @@
       <w:pPr>
         <w:keepNext w:val="1"/>
         <w:keepLines w:val="1"/>
+        <w:widowControl w:val="1"/>
+        <w:pBdr>
+          <w:top w:space="0" w:sz="0" w:val="nil"/>
+          <w:left w:space="0" w:sz="0" w:val="nil"/>
+          <w:bottom w:space="0" w:sz="0" w:val="nil"/>
+          <w:right w:space="0" w:sz="0" w:val="nil"/>
+          <w:between w:space="0" w:sz="0" w:val="nil"/>
+        </w:pBdr>
+        <w:shd w:fill="auto" w:val="clear"/>
+        <w:spacing w:after="60" w:before="200" w:line="276" w:lineRule="auto"/>
+        <w:ind w:left="0" w:right="0" w:firstLine="0"/>
+        <w:jc w:val="both"/>
+        <w:rPr>
+          <w:rFonts w:ascii="Arial" w:cs="Arial" w:eastAsia="Arial" w:hAnsi="Arial"/>
+          <w:b w:val="1"/>
+          <w:i w:val="0"/>
+          <w:smallCaps w:val="0"/>
+          <w:strike w:val="0"/>
+          <w:color w:val="000000"/>
+          <w:sz w:val="22"/>
+          <w:szCs w:val="22"/>
+          <w:u w:val="none"/>
+          <w:shd w:fill="auto" w:val="clear"/>
+          <w:vertAlign w:val="baseline"/>
+        </w:rPr>
+      </w:pPr>
+      <w:r>
+        <w:rPr>
+          <w:rFonts w:ascii="Arial" w:cs="Arial" w:eastAsia="Arial" w:hAnsi="Arial"/>
+          <w:b w:val="1"/>
+          <w:i w:val="0"/>
+          <w:smallCaps w:val="0"/>
+          <w:strike w:val="0"/>
+          <w:color w:val="000000"/>
+          <w:sz w:val="22"/>
+          <w:szCs w:val="22"/>
+          <w:u w:val="none"/>
+          <w:shd w:fill="auto" w:val="clear"/>
+          <w:vertAlign w:val="baseline"/>
+          <w:rtl w:val="0"/>
+        </w:rPr>
+        <w:t xml:space="preserve">1 Předmět normy</w:t>
+      </w:r>
+    </w:p>
+    <w:p>
+      <w:pPr>
+        <w:keepNext w:val="0"/>
+        <w:keepLines w:val="0"/>
+        <w:widowControl w:val="1"/>
+        <w:pBdr>
+          <w:top w:space="0" w:sz="0" w:val="nil"/>
+          <w:left w:space="0" w:sz="0" w:val="nil"/>
+          <w:bottom w:space="0" w:sz="0" w:val="nil"/>
+          <w:right w:space="0" w:sz="0" w:val="nil"/>
+          <w:between w:space="0" w:sz="0" w:val="nil"/>
+        </w:pBdr>
+        <w:shd w:fill="auto" w:val="clear"/>
+        <w:spacing w:after="120" w:before="0" w:line="276" w:lineRule="auto"/>
+        <w:ind w:left="0" w:right="0" w:firstLine="0"/>
+        <w:jc w:val="both"/>
+        <w:rPr>
+          <w:rFonts w:ascii="Arial" w:cs="Arial" w:eastAsia="Arial" w:hAnsi="Arial"/>
+          <w:b w:val="0"/>
+          <w:i w:val="0"/>
+          <w:smallCaps w:val="0"/>
+          <w:strike w:val="0"/>
+          <w:color w:val="000000"/>
+          <w:sz w:val="20"/>
+          <w:szCs w:val="20"/>
+          <w:u w:val="none"/>
+          <w:shd w:fill="auto" w:val="clear"/>
+          <w:vertAlign w:val="baseline"/>
+        </w:rPr>
+      </w:pPr>
+      <w:r>
+        <w:rPr>
+          <w:rFonts w:ascii="Arial" w:cs="Arial" w:eastAsia="Arial" w:hAnsi="Arial"/>
+          <w:b w:val="0"/>
+          <w:i w:val="0"/>
+          <w:smallCaps w:val="0"/>
+          <w:strike w:val="0"/>
+          <w:color w:val="000000"/>
+          <w:sz w:val="20"/>
+          <w:szCs w:val="20"/>
+          <w:u w:val="none"/>
+          <w:shd w:fill="auto" w:val="clear"/>
+          <w:vertAlign w:val="baseline"/>
+          <w:rtl w:val="0"/>
+        </w:rPr>
+        <w:t xml:space="preserve">Popisovaný dokument definuje aplikaci TPEG TFP „Aplikace pro informace o stavu dopravního proudu a jeho predikci“. Ta umožňuje distribuovat informace o stavu dopravy spolu s dopravními excesy pro předem definovanou sadu míst. Tato předem definovaná sada může být vysílána s nižší frekvencí než část aktualizované stavy dopravy, nemusí se tedy vždy jednat o klasickou předdefinovanou sadu poloh sdílenou off-line mezi poskytovatelem a odběratelem. Informace o stavu dopravního proudu jsou poskytovány několika způsoby od stavů na úsecích, přes časové „řezy“ sledů stavů na úsecích až po spojitý diagram dráha čas obsahující polygonové vyjádření stavů.</w:t>
+      </w:r>
+    </w:p>
+    <w:p>
+      <w:pPr>
+        <w:keepNext w:val="1"/>
+        <w:keepLines w:val="1"/>
         <w:spacing w:after="60" w:before="200" w:line="276" w:lineRule="auto"/>
         <w:jc w:val="both"/>
         <w:rPr>
@@ -1295,7 +1381,7 @@
           <w:szCs w:val="22"/>
           <w:rtl w:val="0"/>
         </w:rPr>
-        <w:t xml:space="preserve">Souvisící normy</w:t>
+        <w:t xml:space="preserve">2 Souvisící normy</w:t>
       </w:r>
     </w:p>
     <w:p>
@@ -1359,7 +1445,7 @@
           <w:vertAlign w:val="baseline"/>
           <w:rtl w:val="0"/>
         </w:rPr>
-        <w:t xml:space="preserve">1 Předmět</w:t>
+        <w:t xml:space="preserve">3 Termíny a definice</w:t>
       </w:r>
     </w:p>
     <w:p>
@@ -1392,22 +1478,171 @@
           <w:vertAlign w:val="baseline"/>
         </w:rPr>
       </w:pPr>
-      <w:r>
-        <w:rPr>
-          <w:rFonts w:ascii="Arial" w:cs="Arial" w:eastAsia="Arial" w:hAnsi="Arial"/>
-          <w:b w:val="0"/>
-          <w:i w:val="0"/>
-          <w:smallCaps w:val="0"/>
-          <w:strike w:val="0"/>
-          <w:color w:val="000000"/>
-          <w:sz w:val="20"/>
-          <w:szCs w:val="20"/>
-          <w:u w:val="none"/>
-          <w:shd w:fill="auto" w:val="clear"/>
-          <w:vertAlign w:val="baseline"/>
-          <w:rtl w:val="0"/>
-        </w:rPr>
-        <w:t xml:space="preserve">Popisovaný dokument definuje aplikaci TPEG TFP „Aplikace pro informace o stavu dopravního proudu a jeho predikci“. Ta umožňuje distribuovat informace o stavu dopravy spolu s dopravními excesy pro předem definovanou sadu míst. Tato předem definovaná sada může být vysílána s nižší frekvencí než část aktualizované stavy dopravy, nemusí se tedy vždy jednat o klasickou předdefinovanou sadu poloh sdílenou off-line mezi poskytovatelem a odběratelem. Informace o stavu dopravního proudu jsou poskytovány několika způsoby od stavů na úsecích, přes časové „řezy“ sledů stavů na úsecích až po spojitý diagram dráha čas obsahující polygonové vyjádření stavů.</w:t>
+      <w:bookmarkStart w:colFirst="0" w:colLast="0" w:name="_heading=h.tyjcwt" w:id="7"/>
+      <w:bookmarkEnd w:id="7"/>
+      <w:r>
+        <w:rPr>
+          <w:rFonts w:ascii="Arial" w:cs="Arial" w:eastAsia="Arial" w:hAnsi="Arial"/>
+          <w:b w:val="0"/>
+          <w:i w:val="0"/>
+          <w:smallCaps w:val="0"/>
+          <w:strike w:val="0"/>
+          <w:color w:val="000000"/>
+          <w:sz w:val="20"/>
+          <w:szCs w:val="20"/>
+          <w:u w:val="none"/>
+          <w:shd w:fill="auto" w:val="clear"/>
+          <w:vertAlign w:val="baseline"/>
+          <w:rtl w:val="0"/>
+        </w:rPr>
+        <w:t xml:space="preserve">Tato kapitola definuje 3 termíny. Jedná se o definici kontejneru pro management zpráv (MMC),  kontejneru pro odkazování na polohu (LRC) a definici odkazování na polohu. Viz. Zkratky</w:t>
+        <w:tab/>
+      </w:r>
+    </w:p>
+    <w:p>
+      <w:pPr>
+        <w:keepNext w:val="0"/>
+        <w:keepLines w:val="0"/>
+        <w:widowControl w:val="1"/>
+        <w:pBdr>
+          <w:top w:space="0" w:sz="0" w:val="nil"/>
+          <w:left w:space="0" w:sz="0" w:val="nil"/>
+          <w:bottom w:space="0" w:sz="0" w:val="nil"/>
+          <w:right w:space="0" w:sz="0" w:val="nil"/>
+          <w:between w:space="0" w:sz="0" w:val="nil"/>
+        </w:pBdr>
+        <w:shd w:fill="auto" w:val="clear"/>
+        <w:spacing w:after="120" w:before="0" w:line="276" w:lineRule="auto"/>
+        <w:ind w:left="0" w:right="0" w:firstLine="0"/>
+        <w:jc w:val="both"/>
+        <w:rPr>
+          <w:rFonts w:ascii="Arial" w:cs="Arial" w:eastAsia="Arial" w:hAnsi="Arial"/>
+          <w:b w:val="0"/>
+          <w:i w:val="0"/>
+          <w:smallCaps w:val="0"/>
+          <w:strike w:val="0"/>
+          <w:color w:val="000000"/>
+          <w:sz w:val="20"/>
+          <w:szCs w:val="20"/>
+          <w:u w:val="none"/>
+          <w:shd w:fill="auto" w:val="clear"/>
+          <w:vertAlign w:val="baseline"/>
+        </w:rPr>
+      </w:pPr>
+      <w:bookmarkStart w:colFirst="0" w:colLast="0" w:name="_heading=h.3dy6vkm" w:id="8"/>
+      <w:bookmarkEnd w:id="8"/>
+      <w:r>
+        <w:rPr>
+          <w:rFonts w:ascii="Arial" w:cs="Arial" w:eastAsia="Arial" w:hAnsi="Arial"/>
+          <w:b w:val="1"/>
+          <w:i w:val="0"/>
+          <w:smallCaps w:val="0"/>
+          <w:strike w:val="0"/>
+          <w:color w:val="000000"/>
+          <w:sz w:val="20"/>
+          <w:szCs w:val="20"/>
+          <w:u w:val="none"/>
+          <w:shd w:fill="auto" w:val="clear"/>
+          <w:vertAlign w:val="baseline"/>
+          <w:rtl w:val="0"/>
+        </w:rPr>
+        <w:t xml:space="preserve">odkazování na polohu</w:t>
+      </w:r>
+      <w:r>
+        <w:rPr>
+          <w:rFonts w:ascii="Arial" w:cs="Arial" w:eastAsia="Arial" w:hAnsi="Arial"/>
+          <w:b w:val="0"/>
+          <w:i w:val="0"/>
+          <w:smallCaps w:val="0"/>
+          <w:strike w:val="0"/>
+          <w:color w:val="000000"/>
+          <w:sz w:val="20"/>
+          <w:szCs w:val="20"/>
+          <w:u w:val="none"/>
+          <w:shd w:fill="auto" w:val="clear"/>
+          <w:vertAlign w:val="baseline"/>
+          <w:rtl w:val="0"/>
+        </w:rPr>
+        <w:t xml:space="preserve"> </w:t>
+      </w:r>
+      <w:r>
+        <w:rPr>
+          <w:rFonts w:ascii="Arial" w:cs="Arial" w:eastAsia="Arial" w:hAnsi="Arial"/>
+          <w:b w:val="0"/>
+          <w:i w:val="1"/>
+          <w:smallCaps w:val="0"/>
+          <w:strike w:val="0"/>
+          <w:color w:val="000000"/>
+          <w:sz w:val="20"/>
+          <w:szCs w:val="20"/>
+          <w:u w:val="none"/>
+          <w:shd w:fill="auto" w:val="clear"/>
+          <w:vertAlign w:val="baseline"/>
+          <w:rtl w:val="0"/>
+        </w:rPr>
+        <w:t xml:space="preserve">(Location Referencing)</w:t>
+      </w:r>
+      <w:r>
+        <w:rPr>
+          <w:rFonts w:ascii="Arial" w:cs="Arial" w:eastAsia="Arial" w:hAnsi="Arial"/>
+          <w:b w:val="0"/>
+          <w:i w:val="0"/>
+          <w:smallCaps w:val="0"/>
+          <w:strike w:val="0"/>
+          <w:color w:val="000000"/>
+          <w:sz w:val="20"/>
+          <w:szCs w:val="20"/>
+          <w:u w:val="none"/>
+          <w:shd w:fill="auto" w:val="clear"/>
+          <w:vertAlign w:val="baseline"/>
+          <w:rtl w:val="0"/>
+        </w:rPr>
+        <w:t xml:space="preserve"> – prostředky umožňující systému přesně identifikovat polohu</w:t>
+      </w:r>
+    </w:p>
+    <w:p>
+      <w:pPr>
+        <w:keepNext w:val="0"/>
+        <w:keepLines w:val="0"/>
+        <w:widowControl w:val="1"/>
+        <w:pBdr>
+          <w:top w:space="0" w:sz="0" w:val="nil"/>
+          <w:left w:space="0" w:sz="0" w:val="nil"/>
+          <w:bottom w:space="0" w:sz="0" w:val="nil"/>
+          <w:right w:space="0" w:sz="0" w:val="nil"/>
+          <w:between w:space="0" w:sz="0" w:val="nil"/>
+        </w:pBdr>
+        <w:shd w:fill="auto" w:val="clear"/>
+        <w:spacing w:after="120" w:before="0" w:line="240" w:lineRule="auto"/>
+        <w:ind w:left="0" w:right="0" w:firstLine="0"/>
+        <w:jc w:val="both"/>
+        <w:rPr>
+          <w:rFonts w:ascii="Times New Roman" w:cs="Times New Roman" w:eastAsia="Times New Roman" w:hAnsi="Times New Roman"/>
+          <w:b w:val="0"/>
+          <w:i w:val="0"/>
+          <w:smallCaps w:val="0"/>
+          <w:strike w:val="0"/>
+          <w:color w:val="000000"/>
+          <w:sz w:val="24"/>
+          <w:szCs w:val="24"/>
+          <w:u w:val="none"/>
+          <w:shd w:fill="auto" w:val="clear"/>
+          <w:vertAlign w:val="baseline"/>
+        </w:rPr>
+      </w:pPr>
+      <w:r>
+        <w:rPr>
+          <w:rFonts w:ascii="Arial" w:cs="Arial" w:eastAsia="Arial" w:hAnsi="Arial"/>
+          <w:smallCaps w:val="0"/>
+          <w:strike w:val="0"/>
+          <w:color w:val="000000"/>
+          <w:sz w:val="20"/>
+          <w:szCs w:val="20"/>
+          <w:shd w:fill="auto" w:val="clear"/>
+          <w:vertAlign w:val="baseline"/>
+          <w:rtl w:val="0"/>
+        </w:rPr>
+        <w:t xml:space="preserve">Další termíny a zkratky z oboru ITS jsou obsaženy ve slovníku ITS terminology.</w:t>
       </w:r>
     </w:p>
     <w:p>
@@ -1455,7 +1690,7 @@
           <w:vertAlign w:val="baseline"/>
           <w:rtl w:val="0"/>
         </w:rPr>
-        <w:t xml:space="preserve">3 Termíny a definice</w:t>
+        <w:t xml:space="preserve">4 Symboly a zkratky</w:t>
       </w:r>
     </w:p>
     <w:p>
@@ -1488,206 +1723,6 @@
           <w:vertAlign w:val="baseline"/>
         </w:rPr>
       </w:pPr>
-      <w:bookmarkStart w:colFirst="0" w:colLast="0" w:name="_heading=h.tyjcwt" w:id="7"/>
-      <w:bookmarkEnd w:id="7"/>
-      <w:r>
-        <w:rPr>
-          <w:rFonts w:ascii="Arial" w:cs="Arial" w:eastAsia="Arial" w:hAnsi="Arial"/>
-          <w:b w:val="0"/>
-          <w:i w:val="0"/>
-          <w:smallCaps w:val="0"/>
-          <w:strike w:val="0"/>
-          <w:color w:val="000000"/>
-          <w:sz w:val="20"/>
-          <w:szCs w:val="20"/>
-          <w:u w:val="none"/>
-          <w:shd w:fill="auto" w:val="clear"/>
-          <w:vertAlign w:val="baseline"/>
-          <w:rtl w:val="0"/>
-        </w:rPr>
-        <w:t xml:space="preserve">Tato kapitola definuje 3 termíny. Jedná se o definici kontejneru pro management zpráv (MMC),  kontejneru pro odkazování na polohu (LRC) a definici odkazování na polohu. Viz. Zkratky</w:t>
-        <w:tab/>
-      </w:r>
-    </w:p>
-    <w:p>
-      <w:pPr>
-        <w:keepNext w:val="0"/>
-        <w:keepLines w:val="0"/>
-        <w:widowControl w:val="1"/>
-        <w:pBdr>
-          <w:top w:space="0" w:sz="0" w:val="nil"/>
-          <w:left w:space="0" w:sz="0" w:val="nil"/>
-          <w:bottom w:space="0" w:sz="0" w:val="nil"/>
-          <w:right w:space="0" w:sz="0" w:val="nil"/>
-          <w:between w:space="0" w:sz="0" w:val="nil"/>
-        </w:pBdr>
-        <w:shd w:fill="auto" w:val="clear"/>
-        <w:spacing w:after="120" w:before="0" w:line="276" w:lineRule="auto"/>
-        <w:ind w:left="0" w:right="0" w:firstLine="0"/>
-        <w:jc w:val="both"/>
-        <w:rPr>
-          <w:rFonts w:ascii="Arial" w:cs="Arial" w:eastAsia="Arial" w:hAnsi="Arial"/>
-          <w:b w:val="0"/>
-          <w:i w:val="0"/>
-          <w:smallCaps w:val="0"/>
-          <w:strike w:val="0"/>
-          <w:color w:val="000000"/>
-          <w:sz w:val="20"/>
-          <w:szCs w:val="20"/>
-          <w:u w:val="none"/>
-          <w:shd w:fill="auto" w:val="clear"/>
-          <w:vertAlign w:val="baseline"/>
-        </w:rPr>
-      </w:pPr>
-      <w:bookmarkStart w:colFirst="0" w:colLast="0" w:name="_heading=h.3dy6vkm" w:id="8"/>
-      <w:bookmarkEnd w:id="8"/>
-      <w:r>
-        <w:rPr>
-          <w:rFonts w:ascii="Arial" w:cs="Arial" w:eastAsia="Arial" w:hAnsi="Arial"/>
-          <w:b w:val="1"/>
-          <w:i w:val="0"/>
-          <w:smallCaps w:val="0"/>
-          <w:strike w:val="0"/>
-          <w:color w:val="000000"/>
-          <w:sz w:val="20"/>
-          <w:szCs w:val="20"/>
-          <w:u w:val="none"/>
-          <w:shd w:fill="auto" w:val="clear"/>
-          <w:vertAlign w:val="baseline"/>
-          <w:rtl w:val="0"/>
-        </w:rPr>
-        <w:t xml:space="preserve">odkazování na polohu</w:t>
-      </w:r>
-      <w:r>
-        <w:rPr>
-          <w:rFonts w:ascii="Arial" w:cs="Arial" w:eastAsia="Arial" w:hAnsi="Arial"/>
-          <w:b w:val="0"/>
-          <w:i w:val="0"/>
-          <w:smallCaps w:val="0"/>
-          <w:strike w:val="0"/>
-          <w:color w:val="000000"/>
-          <w:sz w:val="20"/>
-          <w:szCs w:val="20"/>
-          <w:u w:val="none"/>
-          <w:shd w:fill="auto" w:val="clear"/>
-          <w:vertAlign w:val="baseline"/>
-          <w:rtl w:val="0"/>
-        </w:rPr>
-        <w:t xml:space="preserve"> </w:t>
-      </w:r>
-      <w:r>
-        <w:rPr>
-          <w:rFonts w:ascii="Arial" w:cs="Arial" w:eastAsia="Arial" w:hAnsi="Arial"/>
-          <w:b w:val="0"/>
-          <w:i w:val="1"/>
-          <w:smallCaps w:val="0"/>
-          <w:strike w:val="0"/>
-          <w:color w:val="000000"/>
-          <w:sz w:val="20"/>
-          <w:szCs w:val="20"/>
-          <w:u w:val="none"/>
-          <w:shd w:fill="auto" w:val="clear"/>
-          <w:vertAlign w:val="baseline"/>
-          <w:rtl w:val="0"/>
-        </w:rPr>
-        <w:t xml:space="preserve">(Location Referencing)</w:t>
-      </w:r>
-      <w:r>
-        <w:rPr>
-          <w:rFonts w:ascii="Arial" w:cs="Arial" w:eastAsia="Arial" w:hAnsi="Arial"/>
-          <w:b w:val="0"/>
-          <w:i w:val="0"/>
-          <w:smallCaps w:val="0"/>
-          <w:strike w:val="0"/>
-          <w:color w:val="000000"/>
-          <w:sz w:val="20"/>
-          <w:szCs w:val="20"/>
-          <w:u w:val="none"/>
-          <w:shd w:fill="auto" w:val="clear"/>
-          <w:vertAlign w:val="baseline"/>
-          <w:rtl w:val="0"/>
-        </w:rPr>
-        <w:t xml:space="preserve"> – prostředky umožňující systému přesně identifikovat polohu</w:t>
-      </w:r>
-    </w:p>
-    <w:p>
-      <w:pPr>
-        <w:keepNext w:val="1"/>
-        <w:keepLines w:val="1"/>
-        <w:widowControl w:val="1"/>
-        <w:pBdr>
-          <w:top w:space="0" w:sz="0" w:val="nil"/>
-          <w:left w:space="0" w:sz="0" w:val="nil"/>
-          <w:bottom w:space="0" w:sz="0" w:val="nil"/>
-          <w:right w:space="0" w:sz="0" w:val="nil"/>
-          <w:between w:space="0" w:sz="0" w:val="nil"/>
-        </w:pBdr>
-        <w:shd w:fill="auto" w:val="clear"/>
-        <w:spacing w:after="60" w:before="200" w:line="276" w:lineRule="auto"/>
-        <w:ind w:left="0" w:right="0" w:firstLine="0"/>
-        <w:jc w:val="both"/>
-        <w:rPr>
-          <w:rFonts w:ascii="Arial" w:cs="Arial" w:eastAsia="Arial" w:hAnsi="Arial"/>
-          <w:b w:val="1"/>
-          <w:i w:val="0"/>
-          <w:smallCaps w:val="0"/>
-          <w:strike w:val="0"/>
-          <w:color w:val="000000"/>
-          <w:sz w:val="22"/>
-          <w:szCs w:val="22"/>
-          <w:u w:val="none"/>
-          <w:shd w:fill="auto" w:val="clear"/>
-          <w:vertAlign w:val="baseline"/>
-        </w:rPr>
-      </w:pPr>
-      <w:r>
-        <w:rPr>
-          <w:rFonts w:ascii="Arial" w:cs="Arial" w:eastAsia="Arial" w:hAnsi="Arial"/>
-          <w:b w:val="1"/>
-          <w:i w:val="0"/>
-          <w:smallCaps w:val="0"/>
-          <w:strike w:val="0"/>
-          <w:color w:val="000000"/>
-          <w:sz w:val="22"/>
-          <w:szCs w:val="22"/>
-          <w:u w:val="none"/>
-          <w:shd w:fill="auto" w:val="clear"/>
-          <w:vertAlign w:val="baseline"/>
-          <w:rtl w:val="0"/>
-        </w:rPr>
-        <w:t xml:space="preserve">4 Zkratky</w:t>
-      </w:r>
-    </w:p>
-    <w:p>
-      <w:pPr>
-        <w:keepNext w:val="0"/>
-        <w:keepLines w:val="0"/>
-        <w:widowControl w:val="1"/>
-        <w:pBdr>
-          <w:top w:space="0" w:sz="0" w:val="nil"/>
-          <w:left w:space="0" w:sz="0" w:val="nil"/>
-          <w:bottom w:space="0" w:sz="0" w:val="nil"/>
-          <w:right w:space="0" w:sz="0" w:val="nil"/>
-          <w:between w:space="0" w:sz="0" w:val="nil"/>
-        </w:pBdr>
-        <w:shd w:fill="auto" w:val="clear"/>
-        <w:spacing w:after="120" w:before="0" w:line="276" w:lineRule="auto"/>
-        <w:ind w:left="0" w:right="0" w:firstLine="0"/>
-        <w:jc w:val="both"/>
-        <w:rPr>
-          <w:rFonts w:ascii="Arial" w:cs="Arial" w:eastAsia="Arial" w:hAnsi="Arial"/>
-          <w:b w:val="0"/>
-          <w:i w:val="0"/>
-          <w:smallCaps w:val="0"/>
-          <w:strike w:val="0"/>
-          <w:color w:val="000000"/>
-          <w:sz w:val="20"/>
-          <w:szCs w:val="20"/>
-          <w:u w:val="none"/>
-          <w:shd w:fill="auto" w:val="clear"/>
-          <w:vertAlign w:val="baseline"/>
-        </w:rPr>
-      </w:pPr>
       <w:r>
         <w:rPr>
           <w:rFonts w:ascii="Arial" w:cs="Arial" w:eastAsia="Arial" w:hAnsi="Arial"/>
@@ -2175,18 +2210,18 @@
           <w:between w:space="0" w:sz="0" w:val="nil"/>
         </w:pBdr>
         <w:shd w:fill="auto" w:val="clear"/>
-        <w:spacing w:after="120" w:before="0" w:line="276" w:lineRule="auto"/>
-        <w:ind w:left="284" w:right="0" w:hanging="284"/>
+        <w:spacing w:after="120" w:before="0" w:line="240" w:lineRule="auto"/>
+        <w:ind w:left="0" w:right="0" w:firstLine="0"/>
         <w:jc w:val="both"/>
         <w:rPr>
-          <w:rFonts w:ascii="Arial" w:cs="Arial" w:eastAsia="Arial" w:hAnsi="Arial"/>
-          <w:b w:val="0"/>
-          <w:i w:val="0"/>
-          <w:smallCaps w:val="0"/>
-          <w:strike w:val="0"/>
-          <w:color w:val="000000"/>
-          <w:sz w:val="20"/>
-          <w:szCs w:val="20"/>
+          <w:rFonts w:ascii="Times New Roman" w:cs="Times New Roman" w:eastAsia="Times New Roman" w:hAnsi="Times New Roman"/>
+          <w:b w:val="0"/>
+          <w:i w:val="0"/>
+          <w:smallCaps w:val="0"/>
+          <w:strike w:val="0"/>
+          <w:color w:val="000000"/>
+          <w:sz w:val="24"/>
+          <w:szCs w:val="24"/>
           <w:u w:val="none"/>
           <w:shd w:fill="auto" w:val="clear"/>
           <w:vertAlign w:val="baseline"/>
@@ -2195,60 +2230,16 @@
       <w:r>
         <w:rPr>
           <w:rFonts w:ascii="Arial" w:cs="Arial" w:eastAsia="Arial" w:hAnsi="Arial"/>
-          <w:b w:val="0"/>
-          <w:i w:val="1"/>
-          <w:smallCaps w:val="0"/>
-          <w:strike w:val="0"/>
-          <w:color w:val="000000"/>
-          <w:sz w:val="18"/>
-          <w:szCs w:val="18"/>
-          <w:u w:val="none"/>
-          <w:shd w:fill="auto" w:val="clear"/>
-          <w:vertAlign w:val="baseline"/>
-          <w:rtl w:val="0"/>
-        </w:rPr>
-        <w:t xml:space="preserve">Poznámka: Další termíny a zkratky z oboru ITS jsou obsaženy ve slovníku ITS terminology (</w:t>
-      </w:r>
-      <w:hyperlink r:id="rId12">
-        <w:r>
-          <w:rPr>
-            <w:rFonts w:ascii="Arial" w:cs="Arial" w:eastAsia="Arial" w:hAnsi="Arial"/>
-            <w:b w:val="0"/>
-            <w:i w:val="1"/>
-            <w:smallCaps w:val="0"/>
-            <w:strike w:val="0"/>
-            <w:color w:val="000000"/>
-            <w:sz w:val="18"/>
-            <w:szCs w:val="18"/>
-            <w:u w:val="none"/>
-            <w:shd w:fill="auto" w:val="clear"/>
-            <w:vertAlign w:val="baseline"/>
-            <w:rtl w:val="0"/>
-          </w:rPr>
-          <w:t xml:space="preserve">www.itsterminology.org</w:t>
-        </w:r>
-      </w:hyperlink>
-      <w:r>
-        <w:rPr>
-          <w:rFonts w:ascii="Arial" w:cs="Arial" w:eastAsia="Arial" w:hAnsi="Arial"/>
-          <w:b w:val="0"/>
-          <w:i w:val="1"/>
-          <w:smallCaps w:val="0"/>
-          <w:strike w:val="0"/>
-          <w:color w:val="000000"/>
-          <w:sz w:val="18"/>
-          <w:szCs w:val="18"/>
-          <w:u w:val="none"/>
-          <w:shd w:fill="auto" w:val="clear"/>
-          <w:vertAlign w:val="baseline"/>
-          <w:rtl w:val="0"/>
-        </w:rPr>
-        <w:t xml:space="preserve">)</w:t>
-      </w:r>
-      <w:r>
-        <w:rPr>
-          <w:rtl w:val="0"/>
-        </w:rPr>
+          <w:smallCaps w:val="0"/>
+          <w:strike w:val="0"/>
+          <w:color w:val="000000"/>
+          <w:sz w:val="20"/>
+          <w:szCs w:val="20"/>
+          <w:shd w:fill="auto" w:val="clear"/>
+          <w:vertAlign w:val="baseline"/>
+          <w:rtl w:val="0"/>
+        </w:rPr>
+        <w:t xml:space="preserve">Další termíny a zkratky z oboru ITS jsou obsaženy ve slovníku ITS terminology (www.ITSterminology.org).</w:t>
       </w:r>
     </w:p>
     <w:p>

--- a/extrakty/doc/TC278WG4/extract_21219-18_(2020).docx
+++ b/extrakty/doc/TC278WG4/extract_21219-18_(2020).docx
@@ -404,7 +404,7 @@
                 <w:vertAlign w:val="baseline"/>
                 <w:rtl w:val="0"/>
               </w:rPr>
-              <w:t xml:space="preserve">01 8259</w:t>
+              <w:t xml:space="preserve"/>
             </w:r>
             <w:r>
               <w:rPr>
@@ -520,118 +520,6 @@
           <w:rtl w:val="0"/>
         </w:rPr>
         <w:t xml:space="preserve">58 stran</w:t>
-      </w:r>
-      <w:r>
-        <w:rPr>
-          <w:rtl w:val="0"/>
-        </w:rPr>
-      </w:r>
-    </w:p>
-    <w:p>
-      <w:pPr>
-        <w:keepNext w:val="1"/>
-        <w:keepLines w:val="1"/>
-        <w:widowControl w:val="1"/>
-        <w:pBdr>
-          <w:top w:space="0" w:sz="0" w:val="nil"/>
-          <w:left w:space="0" w:sz="0" w:val="nil"/>
-          <w:bottom w:space="0" w:sz="0" w:val="nil"/>
-          <w:right w:space="0" w:sz="0" w:val="nil"/>
-          <w:between w:space="0" w:sz="0" w:val="nil"/>
-        </w:pBdr>
-        <w:shd w:fill="auto" w:val="clear"/>
-        <w:spacing w:after="360" w:before="240" w:line="276" w:lineRule="auto"/>
-        <w:ind w:left="0" w:right="0" w:firstLine="0"/>
-        <w:jc w:val="right"/>
-        <w:rPr>
-          <w:rFonts w:ascii="Arial" w:cs="Arial" w:eastAsia="Arial" w:hAnsi="Arial"/>
-          <w:b w:val="0"/>
-          <w:i w:val="0"/>
-          <w:smallCaps w:val="0"/>
-          <w:strike w:val="0"/>
-          <w:color w:val="000000"/>
-          <w:sz w:val="20"/>
-          <w:szCs w:val="20"/>
-          <w:u w:val="none"/>
-          <w:vertAlign w:val="baseline"/>
-        </w:rPr>
-      </w:pPr>
-      <w:bookmarkStart w:colFirst="0" w:colLast="0" w:name="_heading=h.1fob9te" w:id="2"/>
-      <w:bookmarkEnd w:id="2"/>
-      <w:r>
-        <w:rPr>
-          <w:rFonts w:ascii="Arial" w:cs="Arial" w:eastAsia="Arial" w:hAnsi="Arial"/>
-          <w:b w:val="0"/>
-          <w:i w:val="0"/>
-          <w:smallCaps w:val="0"/>
-          <w:strike w:val="0"/>
-          <w:color w:val="000000"/>
-          <w:sz w:val="28"/>
-          <w:szCs w:val="28"/>
-          <w:u w:val="none"/>
-          <w:shd w:fill="auto" w:val="clear"/>
-          <w:vertAlign w:val="baseline"/>
-          <w:rtl w:val="0"/>
-        </w:rPr>
-        <w:t xml:space="preserve">Zavedena v ČSN jako ČSN ISO 21219-18 (vydána 2020-02)</w:t>
-      </w:r>
-      <w:r>
-        <w:rPr>
-          <w:rFonts w:ascii="Arial" w:cs="Arial" w:eastAsia="Arial" w:hAnsi="Arial"/>
-          <w:sz w:val="28"/>
-          <w:szCs w:val="28"/>
-          <w:rtl w:val="0"/>
-        </w:rPr>
-        <w:t xml:space="preserve"/>
-      </w:r>
-      <w:r>
-        <w:rPr>
-          <w:rFonts w:ascii="Arial" w:cs="Arial" w:eastAsia="Arial" w:hAnsi="Arial"/>
-          <w:b w:val="0"/>
-          <w:i w:val="0"/>
-          <w:smallCaps w:val="0"/>
-          <w:strike w:val="0"/>
-          <w:color w:val="000000"/>
-          <w:sz w:val="28"/>
-          <w:szCs w:val="28"/>
-          <w:u w:val="none"/>
-          <w:shd w:fill="auto" w:val="clear"/>
-          <w:vertAlign w:val="baseline"/>
-          <w:rtl w:val="0"/>
-        </w:rPr>
-        <w:t xml:space="preserve"/>
-      </w:r>
-      <w:r>
-        <w:rPr>
-          <w:rFonts w:ascii="Arial" w:cs="Arial" w:eastAsia="Arial" w:hAnsi="Arial"/>
-          <w:b w:val="0"/>
-          <w:i w:val="0"/>
-          <w:smallCaps w:val="0"/>
-          <w:strike w:val="0"/>
-          <w:color w:val="000000"/>
-          <w:sz w:val="28"/>
-          <w:szCs w:val="28"/>
-          <w:u w:val="none"/>
-          <w:vertAlign w:val="baseline"/>
-          <w:rtl w:val="0"/>
-        </w:rPr>
-        <w:t xml:space="preserve"/>
-      </w:r>
-      <w:r>
-        <w:rPr>
-          <w:rFonts w:ascii="Arial" w:cs="Arial" w:eastAsia="Arial" w:hAnsi="Arial"/>
-          <w:b w:val="0"/>
-          <w:i w:val="0"/>
-          <w:smallCaps w:val="0"/>
-          <w:strike w:val="0"/>
-          <w:color w:val="000000"/>
-          <w:sz w:val="28"/>
-          <w:szCs w:val="28"/>
-          <w:u w:val="none"/>
-          <w:vertAlign w:val="baseline"/>
-          <w:rtl w:val="0"/>
-        </w:rPr>
-        <w:t xml:space="preserve"/>
       </w:r>
       <w:r>
         <w:rPr>
